--- a/chapters/carroll.docx
+++ b/chapters/carroll.docx
@@ -5,7 +5,7 @@
     <w:p>
       <w:pPr>
         <w:spacing w:line="480" w:lineRule="auto"/>
-        <w:jc w:val="both"/>
+        <w:jc w:val="center"/>
         <w:rPr>
           <w:b/>
           <w:bCs/>
@@ -16,13 +16,54 @@
           <w:b/>
           <w:bCs/>
         </w:rPr>
-        <w:t>I. Introduction</w:t>
+        <w:t>Simmons</w:t>
+      </w:r>
+      <w:r>
+        <w:rPr>
+          <w:b/>
+          <w:bCs/>
+        </w:rPr>
+        <w:t>’s</w:t>
+      </w:r>
+      <w:r>
+        <w:rPr>
+          <w:b/>
+          <w:bCs/>
+        </w:rPr>
+        <w:t xml:space="preserve"> Justification of the State</w:t>
       </w:r>
     </w:p>
     <w:p>
       <w:pPr>
         <w:spacing w:line="480" w:lineRule="auto"/>
         <w:jc w:val="both"/>
+        <w:rPr>
+          <w:b/>
+          <w:bCs/>
+        </w:rPr>
+      </w:pPr>
+    </w:p>
+    <w:p>
+      <w:pPr>
+        <w:spacing w:line="480" w:lineRule="auto"/>
+        <w:jc w:val="both"/>
+        <w:rPr>
+          <w:b/>
+          <w:bCs/>
+        </w:rPr>
+      </w:pPr>
+      <w:r>
+        <w:rPr>
+          <w:b/>
+          <w:bCs/>
+        </w:rPr>
+        <w:t>I. Introduction</w:t>
+      </w:r>
+    </w:p>
+    <w:p>
+      <w:pPr>
+        <w:spacing w:line="480" w:lineRule="auto"/>
+        <w:jc w:val="both"/>
       </w:pPr>
       <w:r>
         <w:t>Arguably, “the state” is the central concept of political philosophy.</w:t>
@@ -115,10 +156,19 @@
         <w:t xml:space="preserve"> </w:t>
       </w:r>
       <w:r>
-        <w:t xml:space="preserve">Justification and legitimacy were treated as synonyms. </w:t>
-      </w:r>
-      <w:r>
-        <w:t>That is until A. John Simmons</w:t>
+        <w:t>Justification and legitimacy were treated as synonyms</w:t>
+      </w:r>
+      <w:r>
+        <w:t>, at least</w:t>
+      </w:r>
+      <w:r>
+        <w:t xml:space="preserve"> </w:t>
+      </w:r>
+      <w:r>
+        <w:t xml:space="preserve">that is </w:t>
+      </w:r>
+      <w:r>
+        <w:t>until A. John Simmons</w:t>
       </w:r>
       <w:r>
         <w:t>’s argument to the contrary.</w:t>
@@ -279,17 +329,14 @@
         <w:t xml:space="preserve">Simmons distinguishes the justification of an institution </w:t>
       </w:r>
       <w:r>
+        <w:lastRenderedPageBreak/>
         <w:t>from</w:t>
       </w:r>
       <w:r>
         <w:t xml:space="preserve"> the justification of an act by that institution. </w:t>
       </w:r>
       <w:r>
-        <w:t xml:space="preserve">It is not the case that justification trickles down from the institution to the acts the institution performs. Those are ultimately separate questions for </w:t>
-      </w:r>
-      <w:r>
-        <w:lastRenderedPageBreak/>
-        <w:t>Simmons. So</w:t>
+        <w:t>It is not the case that justification trickles down from the institution to the acts the institution performs. Those are ultimately separate questions for Simmons. So</w:t>
       </w:r>
       <w:r>
         <w:t>,</w:t>
@@ -532,7 +579,11 @@
         <w:t>.</w:t>
       </w:r>
       <w:r>
-        <w:t xml:space="preserve"> Suppose A is the status quo. One could present a comparative objection that B is better than A. To justify A, one would need to rebut the comparative objection that B &gt; A. Alternatively, </w:t>
+        <w:t xml:space="preserve"> Suppose A is the status quo. One could present a comparative objection that B is better than A. To justify A, one would need to rebut the comparative objection that B &gt; A. </w:t>
+      </w:r>
+      <w:r>
+        <w:lastRenderedPageBreak/>
+        <w:t xml:space="preserve">Alternatively, </w:t>
       </w:r>
       <w:r>
         <w:rPr>
@@ -577,11 +628,7 @@
         <w:t xml:space="preserve"> </w:t>
       </w:r>
       <w:r>
-        <w:t xml:space="preserve">makes the majority – perhaps even the vast majority – better off, but it </w:t>
-      </w:r>
-      <w:r>
-        <w:lastRenderedPageBreak/>
-        <w:t>requires treating the minority in some categorically morally impermissible way. One could make a noncomparative objection to C. To justify C, one would need to show that it does not involve treating the m</w:t>
+        <w:t>makes the majority – perhaps even the vast majority – better off, but it requires treating the minority in some categorically morally impermissible way. One could make a noncomparative objection to C. To justify C, one would need to show that it does not involve treating the m</w:t>
       </w:r>
       <w:r>
         <w:t xml:space="preserve">inority in a morally impermissible way. </w:t>
@@ -880,6 +927,7 @@
         <w:jc w:val="both"/>
       </w:pPr>
       <w:r>
+        <w:lastRenderedPageBreak/>
         <w:t>Regarding</w:t>
       </w:r>
       <w:r>
@@ -937,11 +985,7 @@
         <w:t>Specifically, t</w:t>
       </w:r>
       <w:r>
-        <w:t xml:space="preserve">he state provides </w:t>
-      </w:r>
-      <w:r>
-        <w:lastRenderedPageBreak/>
-        <w:t>social goods</w:t>
+        <w:t>he state provides social goods</w:t>
       </w:r>
       <w:r>
         <w:t xml:space="preserve"> – </w:t>
@@ -1161,7 +1205,11 @@
         <w:t>…</w:t>
       </w:r>
       <w:r>
-        <w:t>be justified by reference to the good that they do</w:t>
+        <w:t xml:space="preserve">be justified by </w:t>
+      </w:r>
+      <w:r>
+        <w:lastRenderedPageBreak/>
+        <w:t>reference to the good that they do</w:t>
       </w:r>
       <w:bookmarkEnd w:id="0"/>
       <w:r>
@@ -1192,11 +1240,7 @@
         <w:t>upset</w:t>
       </w:r>
       <w:r>
-        <w:t xml:space="preserve"> a beneficial arrangement, "saying that some states merit support is not at all the same as saying that </w:t>
-      </w:r>
-      <w:r>
-        <w:lastRenderedPageBreak/>
-        <w:t>they have a right to direct and coerce us</w:t>
+        <w:t xml:space="preserve"> a beneficial arrangement, "saying that some states merit support is not at all the same as saying that they have a right to direct and coerce us</w:t>
       </w:r>
       <w:r>
         <w:t>.</w:t>
@@ -1492,7 +1536,11 @@
         <w:endnoteReference w:id="19"/>
       </w:r>
       <w:r>
-        <w:t xml:space="preserve"> The three rights mentioned above are not inherent to any institution, nor are they earned simply by being jus</w:t>
+        <w:t xml:space="preserve"> The three rights mentioned above are not inherent to any institution, nor are they </w:t>
+      </w:r>
+      <w:r>
+        <w:lastRenderedPageBreak/>
+        <w:t>earned simply by being jus</w:t>
       </w:r>
       <w:r>
         <w:t>t</w:t>
@@ -1536,338 +1584,342 @@
         <w:jc w:val="both"/>
       </w:pPr>
       <w:r>
+        <w:tab/>
+        <w:t xml:space="preserve"> </w:t>
+      </w:r>
+      <w:r>
+        <w:t xml:space="preserve">Under what conditions must consent be given for the transfer to be considered binding? </w:t>
+      </w:r>
+      <w:r>
+        <w:t>Valid consent, Simmons maintains, must be given (1) intentionally and knowingly and (2) voluntarily.</w:t>
+      </w:r>
+      <w:r>
+        <w:rPr>
+          <w:rStyle w:val="EndnoteReference"/>
+        </w:rPr>
+        <w:endnoteReference w:id="20"/>
+      </w:r>
+      <w:r>
+        <w:t xml:space="preserve"> Consent cannot be given accidentally</w:t>
+      </w:r>
+      <w:r>
+        <w:t>, nor can it</w:t>
+      </w:r>
+      <w:r>
+        <w:t xml:space="preserve"> be given involuntarily</w:t>
+      </w:r>
+      <w:r>
+        <w:t xml:space="preserve"> (e.g., under duress)</w:t>
+      </w:r>
+      <w:r>
+        <w:t>,</w:t>
+      </w:r>
+      <w:r>
+        <w:t xml:space="preserve"> </w:t>
+      </w:r>
+      <w:r>
+        <w:t>t</w:t>
+      </w:r>
+      <w:r>
+        <w:t>hough it can “be given unwisely.”</w:t>
+      </w:r>
+      <w:r>
+        <w:rPr>
+          <w:rStyle w:val="EndnoteReference"/>
+        </w:rPr>
+        <w:endnoteReference w:id="21"/>
+      </w:r>
+      <w:r>
+        <w:t xml:space="preserve"> If these conditions obtain, then </w:t>
+      </w:r>
+      <w:r>
+        <w:t xml:space="preserve">consent given </w:t>
+      </w:r>
+      <w:r>
+        <w:t>morally legitimat</w:t>
+      </w:r>
+      <w:r>
+        <w:t>es the state, which is to say that the state acquires the three aforementioned rights.</w:t>
+      </w:r>
+    </w:p>
+    <w:p>
+      <w:pPr>
+        <w:spacing w:line="480" w:lineRule="auto"/>
+        <w:jc w:val="both"/>
+      </w:pPr>
+      <w:r>
+        <w:tab/>
+      </w:r>
+      <w:r>
+        <w:t>L</w:t>
+      </w:r>
+      <w:r>
+        <w:t>egitimacy</w:t>
+      </w:r>
+      <w:r>
+        <w:t>, then,</w:t>
+      </w:r>
+      <w:r>
+        <w:t xml:space="preserve"> is a </w:t>
+      </w:r>
+      <w:r>
+        <w:t>historical and transactional notion</w:t>
+      </w:r>
+      <w:r>
+        <w:t xml:space="preserve">, not </w:t>
+      </w:r>
+      <w:r>
+        <w:t>a</w:t>
+      </w:r>
+      <w:r>
+        <w:t xml:space="preserve">n </w:t>
+      </w:r>
+      <w:r>
+        <w:t>evaluative one.</w:t>
+      </w:r>
+      <w:r>
+        <w:rPr>
+          <w:rStyle w:val="EndnoteReference"/>
+        </w:rPr>
+        <w:endnoteReference w:id="22"/>
+      </w:r>
+      <w:r>
+        <w:t xml:space="preserve"> </w:t>
+      </w:r>
+      <w:r>
+        <w:t>L</w:t>
+      </w:r>
+      <w:r>
+        <w:t>egitimacy is rooted in the "actual history of the state’s relations with its subjects</w:t>
+      </w:r>
+      <w:r>
+        <w:t>.</w:t>
+      </w:r>
+      <w:r>
+        <w:t>"</w:t>
+      </w:r>
+      <w:r>
+        <w:rPr>
+          <w:rStyle w:val="EndnoteReference"/>
+        </w:rPr>
+        <w:endnoteReference w:id="23"/>
+      </w:r>
+      <w:r>
+        <w:t xml:space="preserve"> This means that a state’s right to rule is not a static property it possesses by virtue of being just or </w:t>
+      </w:r>
+      <w:r>
+        <w:t>good</w:t>
+      </w:r>
+      <w:r>
+        <w:t xml:space="preserve"> but</w:t>
+      </w:r>
+      <w:r>
+        <w:t xml:space="preserve"> is a dynamic property that is achieved through a specific historical interaction with each individual.</w:t>
+      </w:r>
+      <w:r>
+        <w:t xml:space="preserve"> A corollary of this insight is that legitimacy is not a binary concept. It is not the case that </w:t>
+      </w:r>
+      <w:r>
+        <w:t xml:space="preserve">a state is </w:t>
+      </w:r>
+      <w:r>
+        <w:t>simply</w:t>
+      </w:r>
+      <w:r>
+        <w:t xml:space="preserve"> either legitimate or illegitimate. Rather, legitimacy is </w:t>
+      </w:r>
+      <w:r>
+        <w:t xml:space="preserve">a </w:t>
+      </w:r>
+      <w:r>
+        <w:t>scalar</w:t>
+      </w:r>
+      <w:r>
+        <w:t xml:space="preserve"> concept</w:t>
+      </w:r>
+      <w:r>
+        <w:t xml:space="preserve">. Simmons notes that </w:t>
+      </w:r>
+      <w:r>
+        <w:t>"states can be more or less fully illegitimate</w:t>
+      </w:r>
+      <w:r>
+        <w:t>.</w:t>
+      </w:r>
+      <w:r>
+        <w:t>"</w:t>
+      </w:r>
+      <w:r>
+        <w:rPr>
+          <w:rStyle w:val="EndnoteReference"/>
+        </w:rPr>
+        <w:endnoteReference w:id="24"/>
+      </w:r>
+      <w:r>
+        <w:t xml:space="preserve"> A state that approximates having the voluntary consent of its citizens is more legitimate than a state that does not. </w:t>
+      </w:r>
+    </w:p>
+    <w:p>
+      <w:pPr>
+        <w:spacing w:line="480" w:lineRule="auto"/>
+        <w:jc w:val="both"/>
+      </w:pPr>
+      <w:r>
+        <w:t xml:space="preserve"> </w:t>
+      </w:r>
+    </w:p>
+    <w:p>
+      <w:pPr>
+        <w:spacing w:line="480" w:lineRule="auto"/>
+        <w:jc w:val="both"/>
+        <w:rPr>
+          <w:b/>
+          <w:bCs/>
+        </w:rPr>
+      </w:pPr>
+      <w:r>
+        <w:rPr>
+          <w:b/>
+          <w:bCs/>
+        </w:rPr>
+        <w:t>IV</w:t>
+      </w:r>
+      <w:r>
+        <w:rPr>
+          <w:b/>
+          <w:bCs/>
+        </w:rPr>
+        <w:t xml:space="preserve">. </w:t>
+      </w:r>
+      <w:r>
+        <w:rPr>
+          <w:b/>
+          <w:bCs/>
+        </w:rPr>
+        <w:t>Philosophical Anarchism</w:t>
+      </w:r>
+      <w:r>
+        <w:rPr>
+          <w:b/>
+          <w:bCs/>
+        </w:rPr>
+        <w:t xml:space="preserve">: </w:t>
+      </w:r>
+      <w:r>
+        <w:rPr>
+          <w:b/>
+          <w:bCs/>
+        </w:rPr>
+        <w:t xml:space="preserve">(Possibly) </w:t>
+      </w:r>
+      <w:r>
+        <w:rPr>
+          <w:b/>
+          <w:bCs/>
+        </w:rPr>
+        <w:t>Justifi</w:t>
+      </w:r>
+      <w:r>
+        <w:rPr>
+          <w:b/>
+          <w:bCs/>
+        </w:rPr>
+        <w:t xml:space="preserve">ed, </w:t>
+      </w:r>
+      <w:r>
+        <w:rPr>
+          <w:b/>
+          <w:bCs/>
+        </w:rPr>
+        <w:t>Not Legitima</w:t>
+      </w:r>
+      <w:r>
+        <w:rPr>
+          <w:b/>
+          <w:bCs/>
+        </w:rPr>
+        <w:t>te</w:t>
+      </w:r>
+    </w:p>
+    <w:p>
+      <w:pPr>
+        <w:spacing w:line="480" w:lineRule="auto"/>
+        <w:jc w:val="both"/>
+      </w:pPr>
+      <w:r>
+        <w:t>Justification and legitimacy are distinct concepts</w:t>
+      </w:r>
+      <w:r>
+        <w:t>:</w:t>
+      </w:r>
+      <w:r>
+        <w:t xml:space="preserve"> </w:t>
+      </w:r>
+      <w:r>
+        <w:t>“</w:t>
+      </w:r>
+      <w:r>
+        <w:t>t</w:t>
+      </w:r>
+      <w:r>
+        <w:t>he general quality or virtues of a state…are one thing</w:t>
+      </w:r>
+      <w:r>
+        <w:t xml:space="preserve">; </w:t>
+      </w:r>
+      <w:r>
+        <w:t xml:space="preserve">the nature of its rights over any </w:t>
+      </w:r>
+      <w:proofErr w:type="gramStart"/>
+      <w:r>
+        <w:t>particular subject</w:t>
+      </w:r>
+      <w:proofErr w:type="gramEnd"/>
+      <w:r>
+        <w:t xml:space="preserve"> are quite another thing.</w:t>
+      </w:r>
+      <w:r>
+        <w:t xml:space="preserve"> The legitimacy of a state with respect to you and the state’s other moral qualities are simply independent variables.”</w:t>
+      </w:r>
+      <w:r>
+        <w:rPr>
+          <w:rStyle w:val="EndnoteReference"/>
+        </w:rPr>
+        <w:endnoteReference w:id="25"/>
+      </w:r>
+      <w:r>
+        <w:t xml:space="preserve"> </w:t>
+      </w:r>
+      <w:r>
+        <w:t xml:space="preserve">The </w:t>
+      </w:r>
+      <w:r>
+        <w:t>independence of these variables</w:t>
+      </w:r>
+      <w:r>
+        <w:t xml:space="preserve"> leads to </w:t>
+      </w:r>
+      <w:r>
+        <w:t xml:space="preserve">one of </w:t>
+      </w:r>
+      <w:r>
+        <w:t xml:space="preserve">Simmons's </w:t>
+      </w:r>
+      <w:r>
+        <w:t>central contributions</w:t>
+      </w:r>
+      <w:r>
+        <w:t>: a state can be justified without being legitimate.</w:t>
+      </w:r>
+    </w:p>
+    <w:p>
+      <w:pPr>
+        <w:spacing w:line="480" w:lineRule="auto"/>
+        <w:jc w:val="both"/>
+      </w:pPr>
+      <w:r>
         <w:lastRenderedPageBreak/>
         <w:tab/>
-        <w:t xml:space="preserve"> </w:t>
-      </w:r>
-      <w:r>
-        <w:t xml:space="preserve">Under what conditions must consent be given for the transfer to be considered binding? </w:t>
-      </w:r>
-      <w:r>
-        <w:t>Valid consent, Simmons maintains, must be given (1) intentionally and knowingly and (2) voluntarily.</w:t>
-      </w:r>
-      <w:r>
-        <w:rPr>
-          <w:rStyle w:val="EndnoteReference"/>
-        </w:rPr>
-        <w:endnoteReference w:id="20"/>
-      </w:r>
-      <w:r>
-        <w:t xml:space="preserve"> Consent cannot be given accidentally</w:t>
-      </w:r>
-      <w:r>
-        <w:t>, nor can it</w:t>
-      </w:r>
-      <w:r>
-        <w:t xml:space="preserve"> be given involuntarily</w:t>
-      </w:r>
-      <w:r>
-        <w:t xml:space="preserve"> (e.g., under duress). Though it can “be given unwisely.”</w:t>
-      </w:r>
-      <w:r>
-        <w:rPr>
-          <w:rStyle w:val="EndnoteReference"/>
-        </w:rPr>
-        <w:endnoteReference w:id="21"/>
-      </w:r>
-      <w:r>
-        <w:t xml:space="preserve"> If these conditions obtain, then </w:t>
-      </w:r>
-      <w:r>
-        <w:t xml:space="preserve">consent given </w:t>
-      </w:r>
-      <w:r>
-        <w:t>morally legitimat</w:t>
-      </w:r>
-      <w:r>
-        <w:t xml:space="preserve">es the state, which is to say that the state acquires the three </w:t>
-      </w:r>
-      <w:proofErr w:type="gramStart"/>
-      <w:r>
-        <w:t>aforementioned rights</w:t>
-      </w:r>
-      <w:proofErr w:type="gramEnd"/>
-      <w:r>
-        <w:t>.</w:t>
-      </w:r>
-    </w:p>
-    <w:p>
-      <w:pPr>
-        <w:spacing w:line="480" w:lineRule="auto"/>
-        <w:jc w:val="both"/>
-      </w:pPr>
-      <w:r>
-        <w:tab/>
-      </w:r>
-      <w:r>
-        <w:t>L</w:t>
-      </w:r>
-      <w:r>
-        <w:t>egitimacy</w:t>
-      </w:r>
-      <w:r>
-        <w:t>, then,</w:t>
-      </w:r>
-      <w:r>
-        <w:t xml:space="preserve"> is a </w:t>
-      </w:r>
-      <w:r>
-        <w:t>historical and transactional notion</w:t>
-      </w:r>
-      <w:r>
-        <w:t xml:space="preserve">, not </w:t>
-      </w:r>
-      <w:r>
-        <w:t>a</w:t>
-      </w:r>
-      <w:r>
-        <w:t xml:space="preserve">n </w:t>
-      </w:r>
-      <w:r>
-        <w:t>evaluative one.</w:t>
-      </w:r>
-      <w:r>
-        <w:rPr>
-          <w:rStyle w:val="EndnoteReference"/>
-        </w:rPr>
-        <w:endnoteReference w:id="22"/>
-      </w:r>
-      <w:r>
-        <w:t xml:space="preserve"> </w:t>
-      </w:r>
-      <w:r>
-        <w:t>L</w:t>
-      </w:r>
-      <w:r>
-        <w:t>egitimacy is rooted in the "actual history of the state’s relations with its subjects</w:t>
-      </w:r>
-      <w:r>
-        <w:t>.</w:t>
-      </w:r>
-      <w:r>
-        <w:t>"</w:t>
-      </w:r>
-      <w:r>
-        <w:rPr>
-          <w:rStyle w:val="EndnoteReference"/>
-        </w:rPr>
-        <w:endnoteReference w:id="23"/>
-      </w:r>
-      <w:r>
-        <w:t xml:space="preserve"> This means that a state’s right to rule is not a static property it possesses by virtue of being just or </w:t>
-      </w:r>
-      <w:r>
-        <w:t>good</w:t>
-      </w:r>
-      <w:r>
-        <w:t xml:space="preserve"> but</w:t>
-      </w:r>
-      <w:r>
-        <w:t xml:space="preserve"> is a dynamic property that is achieved through a specific historical interaction with each individual.</w:t>
-      </w:r>
-      <w:r>
-        <w:t xml:space="preserve"> A corollary of this insight is that legitimacy is not a binary concept. It is not the case that </w:t>
-      </w:r>
-      <w:r>
-        <w:t xml:space="preserve">a state is </w:t>
-      </w:r>
-      <w:r>
-        <w:t>simply</w:t>
-      </w:r>
-      <w:r>
-        <w:t xml:space="preserve"> either legitimate or illegitimate. Rather, legitimacy is </w:t>
-      </w:r>
-      <w:r>
-        <w:t xml:space="preserve">a </w:t>
-      </w:r>
-      <w:r>
-        <w:t>scalar</w:t>
-      </w:r>
-      <w:r>
-        <w:t xml:space="preserve"> concept</w:t>
-      </w:r>
-      <w:r>
-        <w:t xml:space="preserve">. Simmons notes that </w:t>
-      </w:r>
-      <w:r>
-        <w:t>"states can be more or less fully illegitimate</w:t>
-      </w:r>
-      <w:r>
-        <w:t>.</w:t>
-      </w:r>
-      <w:r>
-        <w:t>"</w:t>
-      </w:r>
-      <w:r>
-        <w:rPr>
-          <w:rStyle w:val="EndnoteReference"/>
-        </w:rPr>
-        <w:endnoteReference w:id="24"/>
-      </w:r>
-      <w:r>
-        <w:t xml:space="preserve"> A state that approximates having the voluntary consent of its citizens is more legitimate than a state that does not. </w:t>
-      </w:r>
-    </w:p>
-    <w:p>
-      <w:pPr>
-        <w:spacing w:line="480" w:lineRule="auto"/>
-        <w:jc w:val="both"/>
-      </w:pPr>
-      <w:r>
-        <w:t xml:space="preserve"> </w:t>
-      </w:r>
-    </w:p>
-    <w:p>
-      <w:pPr>
-        <w:spacing w:line="480" w:lineRule="auto"/>
-        <w:jc w:val="both"/>
-        <w:rPr>
-          <w:b/>
-          <w:bCs/>
-        </w:rPr>
-      </w:pPr>
-      <w:r>
-        <w:rPr>
-          <w:b/>
-          <w:bCs/>
-        </w:rPr>
-        <w:t>IV</w:t>
-      </w:r>
-      <w:r>
-        <w:rPr>
-          <w:b/>
-          <w:bCs/>
-        </w:rPr>
-        <w:t xml:space="preserve">. </w:t>
-      </w:r>
-      <w:r>
-        <w:rPr>
-          <w:b/>
-          <w:bCs/>
-        </w:rPr>
-        <w:t>Philosophical Anarchism</w:t>
-      </w:r>
-      <w:r>
-        <w:rPr>
-          <w:b/>
-          <w:bCs/>
-        </w:rPr>
-        <w:t xml:space="preserve">: </w:t>
-      </w:r>
-      <w:r>
-        <w:rPr>
-          <w:b/>
-          <w:bCs/>
-        </w:rPr>
-        <w:t xml:space="preserve">(Possibly) </w:t>
-      </w:r>
-      <w:r>
-        <w:rPr>
-          <w:b/>
-          <w:bCs/>
-        </w:rPr>
-        <w:t>Justifi</w:t>
-      </w:r>
-      <w:r>
-        <w:rPr>
-          <w:b/>
-          <w:bCs/>
-        </w:rPr>
-        <w:t xml:space="preserve">ed, </w:t>
-      </w:r>
-      <w:r>
-        <w:rPr>
-          <w:b/>
-          <w:bCs/>
-        </w:rPr>
-        <w:t>Not Legitima</w:t>
-      </w:r>
-      <w:r>
-        <w:rPr>
-          <w:b/>
-          <w:bCs/>
-        </w:rPr>
-        <w:t>te</w:t>
-      </w:r>
-    </w:p>
-    <w:p>
-      <w:pPr>
-        <w:spacing w:line="480" w:lineRule="auto"/>
-        <w:jc w:val="both"/>
-      </w:pPr>
-      <w:r>
-        <w:t>Justification and legitimacy are distinct concepts</w:t>
-      </w:r>
-      <w:r>
-        <w:t>:</w:t>
-      </w:r>
-      <w:r>
-        <w:t xml:space="preserve"> </w:t>
-      </w:r>
-      <w:r>
-        <w:t>“</w:t>
-      </w:r>
-      <w:r>
-        <w:t>t</w:t>
-      </w:r>
-      <w:r>
-        <w:t>he general quality or virtues of a state…are one thing</w:t>
-      </w:r>
-      <w:r>
-        <w:t xml:space="preserve">; </w:t>
-      </w:r>
-      <w:r>
-        <w:t xml:space="preserve">the nature of its rights over any </w:t>
-      </w:r>
-      <w:proofErr w:type="gramStart"/>
-      <w:r>
-        <w:t>particular subject</w:t>
-      </w:r>
-      <w:proofErr w:type="gramEnd"/>
-      <w:r>
-        <w:t xml:space="preserve"> are quite another thing.</w:t>
-      </w:r>
-      <w:r>
-        <w:t xml:space="preserve"> The legitimacy of a state with respect to you and the state’s other moral qualities are simply independent variables.”</w:t>
-      </w:r>
-      <w:r>
-        <w:rPr>
-          <w:rStyle w:val="EndnoteReference"/>
-        </w:rPr>
-        <w:endnoteReference w:id="25"/>
-      </w:r>
-      <w:r>
-        <w:t xml:space="preserve"> </w:t>
-      </w:r>
-      <w:r>
-        <w:t xml:space="preserve">The </w:t>
-      </w:r>
-      <w:r>
-        <w:t>independence of these variables</w:t>
-      </w:r>
-      <w:r>
-        <w:t xml:space="preserve"> leads to </w:t>
-      </w:r>
-      <w:r>
-        <w:t xml:space="preserve">one of </w:t>
-      </w:r>
-      <w:r>
-        <w:t xml:space="preserve">Simmons's </w:t>
-      </w:r>
-      <w:r>
-        <w:t>central contributions</w:t>
-      </w:r>
-      <w:r>
-        <w:t>: a state can be justified without being legitimate.</w:t>
-      </w:r>
-    </w:p>
-    <w:p>
-      <w:pPr>
-        <w:spacing w:line="480" w:lineRule="auto"/>
-        <w:jc w:val="both"/>
-      </w:pPr>
-      <w:r>
-        <w:tab/>
         <w:t xml:space="preserve">How could that be? Consider an analogy. </w:t>
       </w:r>
       <w:r>
@@ -1877,11 +1929,7 @@
         <w:t xml:space="preserve"> </w:t>
       </w:r>
       <w:r>
-        <w:t xml:space="preserve">moral good. </w:t>
-      </w:r>
-      <w:r>
-        <w:lastRenderedPageBreak/>
-        <w:t xml:space="preserve">However, if this organization were to suddenly arrive at your door, demand a portion of your income, and threaten to lock you in a cage if you did not comply, you would rightly view this as a violation of your </w:t>
+        <w:t xml:space="preserve">moral good. However, if this organization were to suddenly arrive at your door, demand a portion of your income, and threaten to lock you in a cage if you did not comply, you would rightly view this as a violation of your </w:t>
       </w:r>
       <w:r>
         <w:t>rights</w:t>
@@ -2134,7 +2182,11 @@
         <w:t xml:space="preserve"> </w:t>
       </w:r>
       <w:r>
-        <w:t>is a narrower theoretical claim about moral authority rather than a call to political action. It maintains that no state possesses legitimate authority, meaning there is no general moral obligation to obey the law simply because it is the law. However, philosophical anarchists do not necessarily advocate for the destruction of the state</w:t>
+        <w:t xml:space="preserve">is a narrower theoretical claim about moral authority rather than a call to political action. It maintains that no state possesses legitimate authority, </w:t>
+      </w:r>
+      <w:r>
+        <w:lastRenderedPageBreak/>
+        <w:t>meaning there is no general moral obligation to obey the law simply because it is the law. However, philosophical anarchists do not necessarily advocate for the destruction of the state</w:t>
       </w:r>
       <w:r>
         <w:t>.</w:t>
@@ -2146,11 +2198,7 @@
         <w:t>T</w:t>
       </w:r>
       <w:r>
-        <w:t xml:space="preserve">hey recognize </w:t>
-      </w:r>
-      <w:r>
-        <w:lastRenderedPageBreak/>
-        <w:t>that a state might be beneficial</w:t>
+        <w:t>hey recognize that a state might be beneficial</w:t>
       </w:r>
       <w:r>
         <w:t>. Compliance with laws is up to</w:t>
@@ -2398,6 +2446,7 @@
         <w:jc w:val="both"/>
       </w:pPr>
       <w:r>
+        <w:lastRenderedPageBreak/>
         <w:t xml:space="preserve">The philosophical anarchist distinguishes legitimacy from justification. But does she </w:t>
       </w:r>
       <w:r>
@@ -2435,11 +2484,7 @@
         <w:t xml:space="preserve"> priority over justification</w:t>
       </w:r>
       <w:r>
-        <w:t xml:space="preserve">: it is more important that a state is rightful than that </w:t>
-      </w:r>
-      <w:r>
-        <w:lastRenderedPageBreak/>
-        <w:t xml:space="preserve">it is good. Call this </w:t>
+        <w:t xml:space="preserve">: it is more important that a state is rightful than that it is good. Call this </w:t>
       </w:r>
       <w:r>
         <w:rPr>
@@ -2726,7 +2771,14 @@
         <w:rPr>
           <w:rStyle w:val="citation-5005"/>
         </w:rPr>
-        <w:t xml:space="preserve">Because the technocrats imposed their rule by force and never </w:t>
+        <w:t xml:space="preserve">Because </w:t>
+      </w:r>
+      <w:r>
+        <w:rPr>
+          <w:rStyle w:val="citation-5005"/>
+        </w:rPr>
+        <w:lastRenderedPageBreak/>
+        <w:t xml:space="preserve">the technocrats imposed their rule by force and never </w:t>
       </w:r>
       <w:r>
         <w:rPr>
@@ -2780,7 +2832,6 @@
         <w:jc w:val="both"/>
       </w:pPr>
       <w:r>
-        <w:lastRenderedPageBreak/>
         <w:tab/>
         <w:t xml:space="preserve">Compare that to </w:t>
       </w:r>
@@ -2951,11 +3002,11 @@
         <w:t>are distinct from the reasons generated by</w:t>
       </w:r>
       <w:r>
-        <w:t xml:space="preserve"> political obligation. In a broadly well-functioning liberal democracy, the philosophical anarchist may have every reason to comply with the law and no compelling reason to resist, without being under a duty to obey as a subject. She complies because compliance is reasonable and morally beneficial given the circumstances, not </w:t>
+        <w:t xml:space="preserve"> political obligation. In a broadly well-functioning liberal democracy, the philosophical anarchist may have every reason to comply with </w:t>
       </w:r>
       <w:r>
         <w:lastRenderedPageBreak/>
-        <w:t>because the state has a right to her compliance. Context determines what the balance of reasons recommends</w:t>
+        <w:t>the law and no compelling reason to resist, without being under a duty to obey as a subject. She complies because compliance is reasonable and morally beneficial given the circumstances, not because the state has a right to her compliance. Context determines what the balance of reasons recommends</w:t>
       </w:r>
       <w:r>
         <w:t xml:space="preserve">. </w:t>
@@ -3133,7 +3184,11 @@
       </w:r>
       <w:proofErr w:type="gramEnd"/>
       <w:r>
-        <w:t xml:space="preserve"> rather recognizes that an autonomous agent must navigate a world of conflicting moral reasons where a state’s lack of </w:t>
+        <w:t xml:space="preserve"> rather recognizes that an autonomous agent must navigate a world of conflicting moral reasons where a state’s lack </w:t>
+      </w:r>
+      <w:r>
+        <w:lastRenderedPageBreak/>
+        <w:t xml:space="preserve">of </w:t>
       </w:r>
       <w:r>
         <w:t>legitimacy</w:t>
@@ -3162,7 +3217,6 @@
           <w:b/>
           <w:bCs/>
         </w:rPr>
-        <w:lastRenderedPageBreak/>
         <w:t>VI. Justifying the State versus Justifying a</w:t>
       </w:r>
       <w:r>
@@ -3310,7 +3364,11 @@
         <w:t xml:space="preserve">. </w:t>
       </w:r>
       <w:r>
-        <w:t xml:space="preserve">In the absence of a public good rationale, instituting </w:t>
+        <w:t xml:space="preserve">In </w:t>
+      </w:r>
+      <w:r>
+        <w:lastRenderedPageBreak/>
+        <w:t xml:space="preserve">the absence of a public good rationale, instituting </w:t>
       </w:r>
       <w:r>
         <w:t>such a curfew seems to be unjustified as it restricts the free movement of individuals. The badness of the action is independent of the general goodness of the state.</w:t>
@@ -3322,7 +3380,6 @@
         <w:jc w:val="both"/>
       </w:pPr>
       <w:r>
-        <w:lastRenderedPageBreak/>
         <w:tab/>
         <w:t xml:space="preserve">We have now considered </w:t>
       </w:r>
@@ -3394,25 +3451,22 @@
       </w:r>
       <w:proofErr w:type="spellEnd"/>
       <w:r>
-        <w:t xml:space="preserve">) legitimacy of an institution; (ii) legitimacy of an act by an institution; (iii) justification of an institution; and (iv) justification of an act by that institution. How to prescribe action when these vectors point in different directions is a critical question and one </w:t>
-      </w:r>
-      <w:r>
-        <w:t xml:space="preserve">that </w:t>
-      </w:r>
-      <w:r>
-        <w:t>the philosophical anarchist</w:t>
-      </w:r>
-      <w:r>
-        <w:t xml:space="preserve"> (but not just the philosophical anarchist</w:t>
-      </w:r>
-      <w:r>
-        <w:t>, the statist</w:t>
-      </w:r>
-      <w:r>
-        <w:t xml:space="preserve"> too)</w:t>
-      </w:r>
-      <w:r>
-        <w:t xml:space="preserve"> owes an answer to.</w:t>
+        <w:t xml:space="preserve">) legitimacy of an institution; (ii) legitimacy of an act by an institution; (iii) justification of an institution; and (iv) justification of an act by that institution. How to prescribe action when these vectors point in different directions is a critical question </w:t>
+      </w:r>
+      <w:r>
+        <w:t>to which both</w:t>
+      </w:r>
+      <w:r>
+        <w:t xml:space="preserve"> the philosophical anarchist</w:t>
+      </w:r>
+      <w:r>
+        <w:t xml:space="preserve"> and the statist</w:t>
+      </w:r>
+      <w:r>
+        <w:t xml:space="preserve"> </w:t>
+      </w:r>
+      <w:r>
+        <w:t>owe an answer.</w:t>
       </w:r>
     </w:p>
     <w:p>
@@ -3505,7 +3559,11 @@
         <w:t xml:space="preserve">legitimacy. </w:t>
       </w:r>
       <w:r>
-        <w:t>The way to achieve it would be through a state securing the actual, voluntary, uncoerced consent of its citizenry to</w:t>
+        <w:t xml:space="preserve">The way to achieve it would be through a state securing the actual, voluntary, uncoerced consent of its </w:t>
+      </w:r>
+      <w:r>
+        <w:lastRenderedPageBreak/>
+        <w:t>citizenry to</w:t>
       </w:r>
       <w:r>
         <w:t xml:space="preserve"> validly</w:t>
@@ -3530,7 +3588,6 @@
         <w:jc w:val="both"/>
       </w:pPr>
       <w:r>
-        <w:lastRenderedPageBreak/>
         <w:t xml:space="preserve">This does not mean that </w:t>
       </w:r>
       <w:r>
@@ -4441,15 +4498,7 @@
         <w:t xml:space="preserve"> the state legitimate. </w:t>
       </w:r>
       <w:r>
-        <w:t xml:space="preserve">There are Associative Theories, which ground the duty to obey in the special, nonvoluntary roles citizens find themselves in. For an </w:t>
-      </w:r>
-      <w:proofErr w:type="spellStart"/>
-      <w:r>
-        <w:t xml:space="preserve">example, </w:t>
-      </w:r>
-      <w:proofErr w:type="spellEnd"/>
-      <w:r>
-        <w:t xml:space="preserve">see </w:t>
+        <w:t xml:space="preserve">There are Associative Theories, which ground the duty to obey in the special, nonvoluntary roles citizens find themselves in. For an example, see </w:t>
       </w:r>
       <w:r>
         <w:fldChar w:fldCharType="begin"/>
@@ -7621,6 +7670,7 @@
   <w:style w:type="character" w:default="1" w:styleId="DefaultParagraphFont">
     <w:name w:val="Default Paragraph Font"/>
     <w:uiPriority w:val="1"/>
+    <w:semiHidden/>
     <w:unhideWhenUsed/>
   </w:style>
   <w:style w:type="table" w:default="1" w:styleId="TableNormal">
